--- a/docs/manuals/docx/08_성과평가_매뉴얼.docx
+++ b/docs/manuals/docx/08_성과평가_매뉴얼.docx
@@ -13371,15 +13371,15 @@
           <w:szCs w:val="20"/>
           <w:shd w:fill="F2F2F2" w:color="auto" w:val="clear"/>
         </w:rPr>
-        <w:t xml:space="preserve">성과 → 내 성과</w:t>
-      </w:r>
-      <w:r>
-        <w:rPr>
-          <w:rFonts w:ascii="Malgun Gothic" w:cs="Malgun Gothic" w:eastAsia="Malgun Gothic" w:hAnsi="Malgun Gothic"/>
-          <w:sz w:val="22"/>
-          <w:szCs w:val="22"/>
-        </w:rPr>
-        <w:t xml:space="preserve"> 또는 </w:t>
+        <w:t xml:space="preserve">나의 공간 → 평가/성장</w:t>
+      </w:r>
+      <w:r>
+        <w:rPr>
+          <w:rFonts w:ascii="Malgun Gothic" w:cs="Malgun Gothic" w:eastAsia="Malgun Gothic" w:hAnsi="Malgun Gothic"/>
+          <w:sz w:val="22"/>
+          <w:szCs w:val="22"/>
+        </w:rPr>
+        <w:t xml:space="preserve"> (</w:t>
       </w:r>
       <w:r>
         <w:rPr>
@@ -13388,7 +13388,15 @@
           <w:szCs w:val="20"/>
           <w:shd w:fill="F2F2F2" w:color="auto" w:val="clear"/>
         </w:rPr>
-        <w:t xml:space="preserve">프로필 → 성과</w:t>
+        <w:t xml:space="preserve">/performance/growth</w:t>
+      </w:r>
+      <w:r>
+        <w:rPr>
+          <w:rFonts w:ascii="Malgun Gothic" w:cs="Malgun Gothic" w:eastAsia="Malgun Gothic" w:hAnsi="Malgun Gothic"/>
+          <w:sz w:val="22"/>
+          <w:szCs w:val="22"/>
+        </w:rPr>
+        <w:t xml:space="preserve">)</w:t>
       </w:r>
     </w:p>
     <w:p>
@@ -13628,171 +13636,15 @@
           <w:szCs w:val="20"/>
           <w:shd w:fill="F2F2F2" w:color="auto" w:val="clear"/>
         </w:rPr>
-        <w:t xml:space="preserve">성과 → 팀 성과</w:t>
-      </w:r>
-    </w:p>
-    <w:p>
-      <w:pPr>
-        <w:pStyle w:val="ListParagraph"/>
-        <w:numPr>
-          <w:ilvl w:val="0"/>
-          <w:numId w:val="2"/>
-        </w:numPr>
-      </w:pPr>
-      <w:r>
-        <w:rPr>
-          <w:rFonts w:ascii="Malgun Gothic" w:cs="Malgun Gothic" w:eastAsia="Malgun Gothic" w:hAnsi="Malgun Gothic"/>
-          <w:b/>
-          <w:bCs/>
-          <w:sz w:val="22"/>
-          <w:szCs w:val="22"/>
-        </w:rPr>
-        <w:t xml:space="preserve">팀원 목록 + 현재 사이클 상태</w:t>
-      </w:r>
-      <w:r>
-        <w:rPr>
-          <w:rFonts w:ascii="Malgun Gothic" w:cs="Malgun Gothic" w:eastAsia="Malgun Gothic" w:hAnsi="Malgun Gothic"/>
-          <w:sz w:val="22"/>
-          <w:szCs w:val="22"/>
-        </w:rPr>
-        <w:t xml:space="preserve">: 목표 미입력·평가 미완료 등 진척 표시</w:t>
-      </w:r>
-    </w:p>
-    <w:p>
-      <w:pPr>
-        <w:pStyle w:val="ListParagraph"/>
-        <w:numPr>
-          <w:ilvl w:val="0"/>
-          <w:numId w:val="2"/>
-        </w:numPr>
-      </w:pPr>
-      <w:r>
-        <w:rPr>
-          <w:rFonts w:ascii="Malgun Gothic" w:cs="Malgun Gothic" w:eastAsia="Malgun Gothic" w:hAnsi="Malgun Gothic"/>
-          <w:b/>
-          <w:bCs/>
-          <w:sz w:val="22"/>
-          <w:szCs w:val="22"/>
-        </w:rPr>
-        <w:t xml:space="preserve">목표 결재 대기</w:t>
-      </w:r>
-      <w:r>
-        <w:rPr>
-          <w:rFonts w:ascii="Malgun Gothic" w:cs="Malgun Gothic" w:eastAsia="Malgun Gothic" w:hAnsi="Malgun Gothic"/>
-          <w:sz w:val="22"/>
-          <w:szCs w:val="22"/>
-        </w:rPr>
-        <w:t xml:space="preserve">: 일괄 결재 가능</w:t>
-      </w:r>
-    </w:p>
-    <w:p>
-      <w:pPr>
-        <w:pStyle w:val="ListParagraph"/>
-        <w:numPr>
-          <w:ilvl w:val="0"/>
-          <w:numId w:val="2"/>
-        </w:numPr>
-      </w:pPr>
-      <w:r>
-        <w:rPr>
-          <w:rFonts w:ascii="Malgun Gothic" w:cs="Malgun Gothic" w:eastAsia="Malgun Gothic" w:hAnsi="Malgun Gothic"/>
-          <w:b/>
-          <w:bCs/>
-          <w:sz w:val="22"/>
-          <w:szCs w:val="22"/>
-        </w:rPr>
-        <w:t xml:space="preserve">상사평가 입력</w:t>
-      </w:r>
-      <w:r>
-        <w:rPr>
-          <w:rFonts w:ascii="Malgun Gothic" w:cs="Malgun Gothic" w:eastAsia="Malgun Gothic" w:hAnsi="Malgun Gothic"/>
-          <w:sz w:val="22"/>
-          <w:szCs w:val="22"/>
-        </w:rPr>
-        <w:t xml:space="preserve">: 팀원별 평가 카드</w:t>
-      </w:r>
-    </w:p>
-    <w:p>
-      <w:pPr>
-        <w:pStyle w:val="ListParagraph"/>
-        <w:numPr>
-          <w:ilvl w:val="0"/>
-          <w:numId w:val="2"/>
-        </w:numPr>
-      </w:pPr>
-      <w:r>
-        <w:rPr>
-          <w:rFonts w:ascii="Malgun Gothic" w:cs="Malgun Gothic" w:eastAsia="Malgun Gothic" w:hAnsi="Malgun Gothic"/>
-          <w:b/>
-          <w:bCs/>
-          <w:sz w:val="22"/>
-          <w:szCs w:val="22"/>
-        </w:rPr>
-        <w:t xml:space="preserve">팀 분포 미리보기</w:t>
-      </w:r>
-      <w:r>
-        <w:rPr>
-          <w:rFonts w:ascii="Malgun Gothic" w:cs="Malgun Gothic" w:eastAsia="Malgun Gothic" w:hAnsi="Malgun Gothic"/>
-          <w:sz w:val="22"/>
-          <w:szCs w:val="22"/>
-        </w:rPr>
-        <w:t xml:space="preserve">: 캘리브레이션 전 매니저가 본인 등급 분포 확인</w:t>
-      </w:r>
-    </w:p>
-    <w:p>
-      <w:pPr>
-        <w:pStyle w:val="ListParagraph"/>
-        <w:numPr>
-          <w:ilvl w:val="0"/>
-          <w:numId w:val="2"/>
-        </w:numPr>
-      </w:pPr>
-      <w:r>
-        <w:rPr>
-          <w:rFonts w:ascii="Malgun Gothic" w:cs="Malgun Gothic" w:eastAsia="Malgun Gothic" w:hAnsi="Malgun Gothic"/>
-          <w:b/>
-          <w:bCs/>
-          <w:sz w:val="22"/>
-          <w:szCs w:val="22"/>
-        </w:rPr>
-        <w:t xml:space="preserve">1:1 운영</w:t>
-      </w:r>
-      <w:r>
-        <w:rPr>
-          <w:rFonts w:ascii="Malgun Gothic" w:cs="Malgun Gothic" w:eastAsia="Malgun Gothic" w:hAnsi="Malgun Gothic"/>
-          <w:sz w:val="22"/>
-          <w:szCs w:val="22"/>
-        </w:rPr>
-        <w:t xml:space="preserve">: 팀원별 1:1 일정·이력</w:t>
-      </w:r>
-    </w:p>
-    <w:p>
-      <w:pPr>
-        <w:pStyle w:val="Heading3"/>
-        <w:spacing w:after="100" w:before="180"/>
-      </w:pPr>
-      <w:r>
-        <w:rPr>
-          <w:rFonts w:ascii="Malgun Gothic" w:cs="Malgun Gothic" w:eastAsia="Malgun Gothic" w:hAnsi="Malgun Gothic"/>
-          <w:b/>
-          <w:bCs/>
-          <w:sz w:val="22"/>
-          <w:szCs w:val="22"/>
-        </w:rPr>
-        <w:t xml:space="preserve">6.3 인사담당자 — 평가 관리 화면</w:t>
-      </w:r>
-    </w:p>
-    <w:p>
-      <w:pPr>
-        <w:spacing w:after="100"/>
-      </w:pPr>
-      <w:r>
-        <w:rPr>
-          <w:rFonts w:ascii="Malgun Gothic" w:cs="Malgun Gothic" w:eastAsia="Malgun Gothic" w:hAnsi="Malgun Gothic"/>
-          <w:sz w:val="22"/>
-          <w:szCs w:val="22"/>
-        </w:rPr>
-        <w:t xml:space="preserve">위치: </w:t>
+        <w:t xml:space="preserve">팀 관리 → 팀 목표/성과</w:t>
+      </w:r>
+      <w:r>
+        <w:rPr>
+          <w:rFonts w:ascii="Malgun Gothic" w:cs="Malgun Gothic" w:eastAsia="Malgun Gothic" w:hAnsi="Malgun Gothic"/>
+          <w:sz w:val="22"/>
+          <w:szCs w:val="22"/>
+        </w:rPr>
+        <w:t xml:space="preserve"> (</w:t>
       </w:r>
       <w:r>
         <w:rPr>
@@ -13801,28 +13653,23 @@
           <w:szCs w:val="20"/>
           <w:shd w:fill="F2F2F2" w:color="auto" w:val="clear"/>
         </w:rPr>
-        <w:t xml:space="preserve">성과 → 관리</w:t>
-      </w:r>
-    </w:p>
-    <w:p>
-      <w:pPr>
-        <w:spacing w:after="100"/>
-      </w:pPr>
-      <w:r>
-        <w:rPr>
-          <w:rFonts w:ascii="Malgun Gothic" w:cs="Malgun Gothic" w:eastAsia="Malgun Gothic" w:hAnsi="Malgun Gothic"/>
-          <w:sz w:val="22"/>
-          <w:szCs w:val="22"/>
-        </w:rPr>
-        <w:t xml:space="preserve">탭 구조:</w:t>
-      </w:r>
-    </w:p>
-    <w:p>
-      <w:pPr>
-        <w:pStyle w:val="ListParagraph"/>
-        <w:numPr>
-          <w:ilvl w:val="0"/>
-          <w:numId w:val="3"/>
+        <w:t xml:space="preserve">/performance/team-goals</w:t>
+      </w:r>
+      <w:r>
+        <w:rPr>
+          <w:rFonts w:ascii="Malgun Gothic" w:cs="Malgun Gothic" w:eastAsia="Malgun Gothic" w:hAnsi="Malgun Gothic"/>
+          <w:sz w:val="22"/>
+          <w:szCs w:val="22"/>
+        </w:rPr>
+        <w:t xml:space="preserve">)</w:t>
+      </w:r>
+    </w:p>
+    <w:p>
+      <w:pPr>
+        <w:pStyle w:val="ListParagraph"/>
+        <w:numPr>
+          <w:ilvl w:val="0"/>
+          <w:numId w:val="2"/>
         </w:numPr>
       </w:pPr>
       <w:r>
@@ -13833,23 +13680,23 @@
           <w:sz w:val="22"/>
           <w:szCs w:val="22"/>
         </w:rPr>
-        <w:t xml:space="preserve">사이클 관리</w:t>
-      </w:r>
-      <w:r>
-        <w:rPr>
-          <w:rFonts w:ascii="Malgun Gothic" w:cs="Malgun Gothic" w:eastAsia="Malgun Gothic" w:hAnsi="Malgun Gothic"/>
-          <w:sz w:val="22"/>
-          <w:szCs w:val="22"/>
-        </w:rPr>
-        <w:t xml:space="preserve"> — 사이클 생성·설정·9단계 진행</w:t>
-      </w:r>
-    </w:p>
-    <w:p>
-      <w:pPr>
-        <w:pStyle w:val="ListParagraph"/>
-        <w:numPr>
-          <w:ilvl w:val="0"/>
-          <w:numId w:val="3"/>
+        <w:t xml:space="preserve">팀원 목록 + 현재 사이클 상태</w:t>
+      </w:r>
+      <w:r>
+        <w:rPr>
+          <w:rFonts w:ascii="Malgun Gothic" w:cs="Malgun Gothic" w:eastAsia="Malgun Gothic" w:hAnsi="Malgun Gothic"/>
+          <w:sz w:val="22"/>
+          <w:szCs w:val="22"/>
+        </w:rPr>
+        <w:t xml:space="preserve">: 목표 미입력·평가 미완료 등 진척 표시</w:t>
+      </w:r>
+    </w:p>
+    <w:p>
+      <w:pPr>
+        <w:pStyle w:val="ListParagraph"/>
+        <w:numPr>
+          <w:ilvl w:val="0"/>
+          <w:numId w:val="2"/>
         </w:numPr>
       </w:pPr>
       <w:r>
@@ -13860,23 +13707,23 @@
           <w:sz w:val="22"/>
           <w:szCs w:val="22"/>
         </w:rPr>
-        <w:t xml:space="preserve">참여자 현황</w:t>
-      </w:r>
-      <w:r>
-        <w:rPr>
-          <w:rFonts w:ascii="Malgun Gothic" w:cs="Malgun Gothic" w:eastAsia="Malgun Gothic" w:hAnsi="Malgun Gothic"/>
-          <w:sz w:val="22"/>
-          <w:szCs w:val="22"/>
-        </w:rPr>
-        <w:t xml:space="preserve"> — 직원별 평가 진행 상태 모니터링</w:t>
-      </w:r>
-    </w:p>
-    <w:p>
-      <w:pPr>
-        <w:pStyle w:val="ListParagraph"/>
-        <w:numPr>
-          <w:ilvl w:val="0"/>
-          <w:numId w:val="3"/>
+        <w:t xml:space="preserve">목표 결재 대기</w:t>
+      </w:r>
+      <w:r>
+        <w:rPr>
+          <w:rFonts w:ascii="Malgun Gothic" w:cs="Malgun Gothic" w:eastAsia="Malgun Gothic" w:hAnsi="Malgun Gothic"/>
+          <w:sz w:val="22"/>
+          <w:szCs w:val="22"/>
+        </w:rPr>
+        <w:t xml:space="preserve">: 일괄 결재 가능</w:t>
+      </w:r>
+    </w:p>
+    <w:p>
+      <w:pPr>
+        <w:pStyle w:val="ListParagraph"/>
+        <w:numPr>
+          <w:ilvl w:val="0"/>
+          <w:numId w:val="2"/>
         </w:numPr>
       </w:pPr>
       <w:r>
@@ -13887,23 +13734,23 @@
           <w:sz w:val="22"/>
           <w:szCs w:val="22"/>
         </w:rPr>
-        <w:t xml:space="preserve">캘리브레이션</w:t>
-      </w:r>
-      <w:r>
-        <w:rPr>
-          <w:rFonts w:ascii="Malgun Gothic" w:cs="Malgun Gothic" w:eastAsia="Malgun Gothic" w:hAnsi="Malgun Gothic"/>
-          <w:sz w:val="22"/>
-          <w:szCs w:val="22"/>
-        </w:rPr>
-        <w:t xml:space="preserve"> — 부서별·전사 세션 운영</w:t>
-      </w:r>
-    </w:p>
-    <w:p>
-      <w:pPr>
-        <w:pStyle w:val="ListParagraph"/>
-        <w:numPr>
-          <w:ilvl w:val="0"/>
-          <w:numId w:val="3"/>
+        <w:t xml:space="preserve">상사평가 입력</w:t>
+      </w:r>
+      <w:r>
+        <w:rPr>
+          <w:rFonts w:ascii="Malgun Gothic" w:cs="Malgun Gothic" w:eastAsia="Malgun Gothic" w:hAnsi="Malgun Gothic"/>
+          <w:sz w:val="22"/>
+          <w:szCs w:val="22"/>
+        </w:rPr>
+        <w:t xml:space="preserve">: 팀원별 평가 카드</w:t>
+      </w:r>
+    </w:p>
+    <w:p>
+      <w:pPr>
+        <w:pStyle w:val="ListParagraph"/>
+        <w:numPr>
+          <w:ilvl w:val="0"/>
+          <w:numId w:val="2"/>
         </w:numPr>
       </w:pPr>
       <w:r>
@@ -13914,23 +13761,23 @@
           <w:sz w:val="22"/>
           <w:szCs w:val="22"/>
         </w:rPr>
-        <w:t xml:space="preserve">결과 확정·통보</w:t>
-      </w:r>
-      <w:r>
-        <w:rPr>
-          <w:rFonts w:ascii="Malgun Gothic" w:cs="Malgun Gothic" w:eastAsia="Malgun Gothic" w:hAnsi="Malgun Gothic"/>
-          <w:sz w:val="22"/>
-          <w:szCs w:val="22"/>
-        </w:rPr>
-        <w:t xml:space="preserve"> — FINALIZED 처리 + 직원 통보</w:t>
-      </w:r>
-    </w:p>
-    <w:p>
-      <w:pPr>
-        <w:pStyle w:val="ListParagraph"/>
-        <w:numPr>
-          <w:ilvl w:val="0"/>
-          <w:numId w:val="3"/>
+        <w:t xml:space="preserve">팀 분포 미리보기</w:t>
+      </w:r>
+      <w:r>
+        <w:rPr>
+          <w:rFonts w:ascii="Malgun Gothic" w:cs="Malgun Gothic" w:eastAsia="Malgun Gothic" w:hAnsi="Malgun Gothic"/>
+          <w:sz w:val="22"/>
+          <w:szCs w:val="22"/>
+        </w:rPr>
+        <w:t xml:space="preserve">: 캘리브레이션 전 매니저가 본인 등급 분포 확인</w:t>
+      </w:r>
+    </w:p>
+    <w:p>
+      <w:pPr>
+        <w:pStyle w:val="ListParagraph"/>
+        <w:numPr>
+          <w:ilvl w:val="0"/>
+          <w:numId w:val="2"/>
         </w:numPr>
       </w:pPr>
       <w:r>
@@ -13941,24 +13788,21 @@
           <w:sz w:val="22"/>
           <w:szCs w:val="22"/>
         </w:rPr>
-        <w:t xml:space="preserve">9-Block 설정</w:t>
-      </w:r>
-      <w:r>
-        <w:rPr>
-          <w:rFonts w:ascii="Malgun Gothic" w:cs="Malgun Gothic" w:eastAsia="Malgun Gothic" w:hAnsi="Malgun Gothic"/>
-          <w:sz w:val="22"/>
-          <w:szCs w:val="22"/>
-        </w:rPr>
-        <w:t xml:space="preserve"> — 회사별 EmsBlockConfig 편집</w:t>
-      </w:r>
-    </w:p>
-    <w:p>
-      <w:pPr>
-        <w:pStyle w:val="ListParagraph"/>
-        <w:numPr>
-          <w:ilvl w:val="0"/>
-          <w:numId w:val="3"/>
-        </w:numPr>
+        <w:t xml:space="preserve">1:1 운영</w:t>
+      </w:r>
+      <w:r>
+        <w:rPr>
+          <w:rFonts w:ascii="Malgun Gothic" w:cs="Malgun Gothic" w:eastAsia="Malgun Gothic" w:hAnsi="Malgun Gothic"/>
+          <w:sz w:val="22"/>
+          <w:szCs w:val="22"/>
+        </w:rPr>
+        <w:t xml:space="preserve">: 팀원별 1:1 일정·이력</w:t>
+      </w:r>
+    </w:p>
+    <w:p>
+      <w:pPr>
+        <w:pStyle w:val="Heading3"/>
+        <w:spacing w:after="100" w:before="180"/>
       </w:pPr>
       <w:r>
         <w:rPr>
@@ -13968,85 +13812,7 @@
           <w:sz w:val="22"/>
           <w:szCs w:val="22"/>
         </w:rPr>
-        <w:t xml:space="preserve">역량 라이브러리</w:t>
-      </w:r>
-      <w:r>
-        <w:rPr>
-          <w:rFonts w:ascii="Malgun Gothic" w:cs="Malgun Gothic" w:eastAsia="Malgun Gothic" w:hAnsi="Malgun Gothic"/>
-          <w:sz w:val="22"/>
-          <w:szCs w:val="22"/>
-        </w:rPr>
-        <w:t xml:space="preserve"> — BEI 역량 정의 관리</w:t>
-      </w:r>
-    </w:p>
-    <w:p>
-      <w:pPr>
-        <w:pStyle w:val="ListParagraph"/>
-        <w:numPr>
-          <w:ilvl w:val="0"/>
-          <w:numId w:val="3"/>
-        </w:numPr>
-      </w:pPr>
-      <w:r>
-        <w:rPr>
-          <w:rFonts w:ascii="Malgun Gothic" w:cs="Malgun Gothic" w:eastAsia="Malgun Gothic" w:hAnsi="Malgun Gothic"/>
-          <w:b/>
-          <w:bCs/>
-          <w:sz w:val="22"/>
-          <w:szCs w:val="22"/>
-        </w:rPr>
-        <w:t xml:space="preserve">펄스 설문</w:t>
-      </w:r>
-      <w:r>
-        <w:rPr>
-          <w:rFonts w:ascii="Malgun Gothic" w:cs="Malgun Gothic" w:eastAsia="Malgun Gothic" w:hAnsi="Malgun Gothic"/>
-          <w:sz w:val="22"/>
-          <w:szCs w:val="22"/>
-        </w:rPr>
-        <w:t xml:space="preserve"> — 설문 생성·결과 분석</w:t>
-      </w:r>
-    </w:p>
-    <w:p>
-      <w:pPr>
-        <w:pStyle w:val="ListParagraph"/>
-        <w:numPr>
-          <w:ilvl w:val="0"/>
-          <w:numId w:val="3"/>
-        </w:numPr>
-      </w:pPr>
-      <w:r>
-        <w:rPr>
-          <w:rFonts w:ascii="Malgun Gothic" w:cs="Malgun Gothic" w:eastAsia="Malgun Gothic" w:hAnsi="Malgun Gothic"/>
-          <w:b/>
-          <w:bCs/>
-          <w:sz w:val="22"/>
-          <w:szCs w:val="22"/>
-        </w:rPr>
-        <w:t xml:space="preserve">승계 계획</w:t>
-      </w:r>
-      <w:r>
-        <w:rPr>
-          <w:rFonts w:ascii="Malgun Gothic" w:cs="Malgun Gothic" w:eastAsia="Malgun Gothic" w:hAnsi="Malgun Gothic"/>
-          <w:sz w:val="22"/>
-          <w:szCs w:val="22"/>
-        </w:rPr>
-        <w:t xml:space="preserve"> — 핵심 직위 후계자 관리</w:t>
-      </w:r>
-    </w:p>
-    <w:p>
-      <w:pPr>
-        <w:pStyle w:val="Heading3"/>
-        <w:spacing w:after="100" w:before="180"/>
-      </w:pPr>
-      <w:r>
-        <w:rPr>
-          <w:rFonts w:ascii="Malgun Gothic" w:cs="Malgun Gothic" w:eastAsia="Malgun Gothic" w:hAnsi="Malgun Gothic"/>
-          <w:b/>
-          <w:bCs/>
-          <w:sz w:val="22"/>
-          <w:szCs w:val="22"/>
-        </w:rPr>
-        <w:t xml:space="preserve">6.4 캘리브레이션 화면 (인사담당자·매니저)</w:t>
+        <w:t xml:space="preserve">6.3 인사담당자 — 평가 관리 화면</w:t>
       </w:r>
     </w:p>
     <w:p>
@@ -14068,185 +13834,15 @@
           <w:szCs w:val="20"/>
           <w:shd w:fill="F2F2F2" w:color="auto" w:val="clear"/>
         </w:rPr>
-        <w:t xml:space="preserve">성과 → 캘리브레이션</w:t>
-      </w:r>
-    </w:p>
-    <w:p>
-      <w:pPr>
-        <w:pStyle w:val="ListParagraph"/>
-        <w:numPr>
-          <w:ilvl w:val="0"/>
-          <w:numId w:val="2"/>
-        </w:numPr>
-      </w:pPr>
-      <w:r>
-        <w:rPr>
-          <w:rFonts w:ascii="Malgun Gothic" w:cs="Malgun Gothic" w:eastAsia="Malgun Gothic" w:hAnsi="Malgun Gothic"/>
-          <w:b/>
-          <w:bCs/>
-          <w:sz w:val="22"/>
-          <w:szCs w:val="22"/>
-        </w:rPr>
-        <w:t xml:space="preserve">세션 목록</w:t>
-      </w:r>
-      <w:r>
-        <w:rPr>
-          <w:rFonts w:ascii="Malgun Gothic" w:cs="Malgun Gothic" w:eastAsia="Malgun Gothic" w:hAnsi="Malgun Gothic"/>
-          <w:sz w:val="22"/>
-          <w:szCs w:val="22"/>
-        </w:rPr>
-        <w:t xml:space="preserve">: 부서·전사 세션 + 상태</w:t>
-      </w:r>
-    </w:p>
-    <w:p>
-      <w:pPr>
-        <w:pStyle w:val="ListParagraph"/>
-        <w:numPr>
-          <w:ilvl w:val="0"/>
-          <w:numId w:val="2"/>
-        </w:numPr>
-      </w:pPr>
-      <w:r>
-        <w:rPr>
-          <w:rFonts w:ascii="Malgun Gothic" w:cs="Malgun Gothic" w:eastAsia="Malgun Gothic" w:hAnsi="Malgun Gothic"/>
-          <w:b/>
-          <w:bCs/>
-          <w:sz w:val="22"/>
-          <w:szCs w:val="22"/>
-        </w:rPr>
-        <w:t xml:space="preserve">세션 상세</w:t>
-      </w:r>
-      <w:r>
-        <w:rPr>
-          <w:rFonts w:ascii="Malgun Gothic" w:cs="Malgun Gothic" w:eastAsia="Malgun Gothic" w:hAnsi="Malgun Gothic"/>
-          <w:sz w:val="22"/>
-          <w:szCs w:val="22"/>
-        </w:rPr>
-        <w:t xml:space="preserve">:</w:t>
-      </w:r>
-    </w:p>
-    <w:p>
-      <w:pPr>
-        <w:pStyle w:val="ListParagraph"/>
-        <w:numPr>
-          <w:ilvl w:val="0"/>
-          <w:numId w:val="2"/>
-        </w:numPr>
-      </w:pPr>
-      <w:r>
-        <w:rPr>
-          <w:rFonts w:ascii="Malgun Gothic" w:cs="Malgun Gothic" w:eastAsia="Malgun Gothic" w:hAnsi="Malgun Gothic"/>
-          <w:sz w:val="22"/>
-          <w:szCs w:val="22"/>
-        </w:rPr>
-        <w:t xml:space="preserve">9-Block 분포 시각화 (현재 분포 vs 가이드라인)</w:t>
-      </w:r>
-    </w:p>
-    <w:p>
-      <w:pPr>
-        <w:pStyle w:val="ListParagraph"/>
-        <w:numPr>
-          <w:ilvl w:val="0"/>
-          <w:numId w:val="2"/>
-        </w:numPr>
-      </w:pPr>
-      <w:r>
-        <w:rPr>
-          <w:rFonts w:ascii="Malgun Gothic" w:cs="Malgun Gothic" w:eastAsia="Malgun Gothic" w:hAnsi="Malgun Gothic"/>
-          <w:sz w:val="22"/>
-          <w:szCs w:val="22"/>
-        </w:rPr>
-        <w:t xml:space="preserve">직원별 카드 드래그앤드롭으로 블록 이동</w:t>
-      </w:r>
-    </w:p>
-    <w:p>
-      <w:pPr>
-        <w:pStyle w:val="ListParagraph"/>
-        <w:numPr>
-          <w:ilvl w:val="0"/>
-          <w:numId w:val="2"/>
-        </w:numPr>
-      </w:pPr>
-      <w:r>
-        <w:rPr>
-          <w:rFonts w:ascii="Malgun Gothic" w:cs="Malgun Gothic" w:eastAsia="Malgun Gothic" w:hAnsi="Malgun Gothic"/>
-          <w:sz w:val="22"/>
-          <w:szCs w:val="22"/>
-        </w:rPr>
-        <w:t xml:space="preserve">조정 시 사유 입력 필수</w:t>
-      </w:r>
-    </w:p>
-    <w:p>
-      <w:pPr>
-        <w:pStyle w:val="ListParagraph"/>
-        <w:numPr>
-          <w:ilvl w:val="0"/>
-          <w:numId w:val="2"/>
-        </w:numPr>
-      </w:pPr>
-      <w:r>
-        <w:rPr>
-          <w:rFonts w:ascii="Malgun Gothic" w:cs="Malgun Gothic" w:eastAsia="Malgun Gothic" w:hAnsi="Malgun Gothic"/>
-          <w:sz w:val="22"/>
-          <w:szCs w:val="22"/>
-        </w:rPr>
-        <w:t xml:space="preserve">매니저별 분포 비교 (편향 감지)</w:t>
-      </w:r>
-    </w:p>
-    <w:p>
-      <w:pPr>
-        <w:pStyle w:val="ListParagraph"/>
-        <w:numPr>
-          <w:ilvl w:val="0"/>
-          <w:numId w:val="2"/>
-        </w:numPr>
-      </w:pPr>
-      <w:r>
-        <w:rPr>
-          <w:rFonts w:ascii="Malgun Gothic" w:cs="Malgun Gothic" w:eastAsia="Malgun Gothic" w:hAnsi="Malgun Gothic"/>
-          <w:b/>
-          <w:bCs/>
-          <w:sz w:val="22"/>
-          <w:szCs w:val="22"/>
-        </w:rPr>
-        <w:t xml:space="preserve">승인</w:t>
-      </w:r>
-      <w:r>
-        <w:rPr>
-          <w:rFonts w:ascii="Malgun Gothic" w:cs="Malgun Gothic" w:eastAsia="Malgun Gothic" w:hAnsi="Malgun Gothic"/>
-          <w:sz w:val="22"/>
-          <w:szCs w:val="22"/>
-        </w:rPr>
-        <w:t xml:space="preserve">: 모든 조정 완료 → 인사담당자 승인 → FINALIZED 전환 가능</w:t>
-      </w:r>
-    </w:p>
-    <w:p>
-      <w:pPr>
-        <w:pStyle w:val="Heading3"/>
-        <w:spacing w:after="100" w:before="180"/>
-      </w:pPr>
-      <w:r>
-        <w:rPr>
-          <w:rFonts w:ascii="Malgun Gothic" w:cs="Malgun Gothic" w:eastAsia="Malgun Gothic" w:hAnsi="Malgun Gothic"/>
-          <w:b/>
-          <w:bCs/>
-          <w:sz w:val="22"/>
-          <w:szCs w:val="22"/>
-        </w:rPr>
-        <w:t xml:space="preserve">6.5 1:1 미팅 화면</w:t>
-      </w:r>
-    </w:p>
-    <w:p>
-      <w:pPr>
-        <w:spacing w:after="100"/>
-      </w:pPr>
-      <w:r>
-        <w:rPr>
-          <w:rFonts w:ascii="Malgun Gothic" w:cs="Malgun Gothic" w:eastAsia="Malgun Gothic" w:hAnsi="Malgun Gothic"/>
-          <w:sz w:val="22"/>
-          <w:szCs w:val="22"/>
-        </w:rPr>
-        <w:t xml:space="preserve">위치: </w:t>
+        <w:t xml:space="preserve">성과/보상 → 성과 관리</w:t>
+      </w:r>
+      <w:r>
+        <w:rPr>
+          <w:rFonts w:ascii="Malgun Gothic" w:cs="Malgun Gothic" w:eastAsia="Malgun Gothic" w:hAnsi="Malgun Gothic"/>
+          <w:sz w:val="22"/>
+          <w:szCs w:val="22"/>
+        </w:rPr>
+        <w:t xml:space="preserve"> (</w:t>
       </w:r>
       <w:r>
         <w:rPr>
@@ -14255,15 +13851,36 @@
           <w:szCs w:val="20"/>
           <w:shd w:fill="F2F2F2" w:color="auto" w:val="clear"/>
         </w:rPr>
-        <w:t xml:space="preserve">성과 → 1:1</w:t>
-      </w:r>
-    </w:p>
-    <w:p>
-      <w:pPr>
-        <w:pStyle w:val="ListParagraph"/>
-        <w:numPr>
-          <w:ilvl w:val="0"/>
-          <w:numId w:val="2"/>
+        <w:t xml:space="preserve">/performance/admin</w:t>
+      </w:r>
+      <w:r>
+        <w:rPr>
+          <w:rFonts w:ascii="Malgun Gothic" w:cs="Malgun Gothic" w:eastAsia="Malgun Gothic" w:hAnsi="Malgun Gothic"/>
+          <w:sz w:val="22"/>
+          <w:szCs w:val="22"/>
+        </w:rPr>
+        <w:t xml:space="preserve">)</w:t>
+      </w:r>
+    </w:p>
+    <w:p>
+      <w:pPr>
+        <w:spacing w:after="100"/>
+      </w:pPr>
+      <w:r>
+        <w:rPr>
+          <w:rFonts w:ascii="Malgun Gothic" w:cs="Malgun Gothic" w:eastAsia="Malgun Gothic" w:hAnsi="Malgun Gothic"/>
+          <w:sz w:val="22"/>
+          <w:szCs w:val="22"/>
+        </w:rPr>
+        <w:t xml:space="preserve">탭 구조:</w:t>
+      </w:r>
+    </w:p>
+    <w:p>
+      <w:pPr>
+        <w:pStyle w:val="ListParagraph"/>
+        <w:numPr>
+          <w:ilvl w:val="0"/>
+          <w:numId w:val="3"/>
         </w:numPr>
       </w:pPr>
       <w:r>
@@ -14274,23 +13891,23 @@
           <w:sz w:val="22"/>
           <w:szCs w:val="22"/>
         </w:rPr>
-        <w:t xml:space="preserve">달력 뷰</w:t>
-      </w:r>
-      <w:r>
-        <w:rPr>
-          <w:rFonts w:ascii="Malgun Gothic" w:cs="Malgun Gothic" w:eastAsia="Malgun Gothic" w:hAnsi="Malgun Gothic"/>
-          <w:sz w:val="22"/>
-          <w:szCs w:val="22"/>
-        </w:rPr>
-        <w:t xml:space="preserve">: 일정 시각화</w:t>
-      </w:r>
-    </w:p>
-    <w:p>
-      <w:pPr>
-        <w:pStyle w:val="ListParagraph"/>
-        <w:numPr>
-          <w:ilvl w:val="0"/>
-          <w:numId w:val="2"/>
+        <w:t xml:space="preserve">사이클 관리</w:t>
+      </w:r>
+      <w:r>
+        <w:rPr>
+          <w:rFonts w:ascii="Malgun Gothic" w:cs="Malgun Gothic" w:eastAsia="Malgun Gothic" w:hAnsi="Malgun Gothic"/>
+          <w:sz w:val="22"/>
+          <w:szCs w:val="22"/>
+        </w:rPr>
+        <w:t xml:space="preserve"> — 사이클 생성·설정·9단계 진행</w:t>
+      </w:r>
+    </w:p>
+    <w:p>
+      <w:pPr>
+        <w:pStyle w:val="ListParagraph"/>
+        <w:numPr>
+          <w:ilvl w:val="0"/>
+          <w:numId w:val="3"/>
         </w:numPr>
       </w:pPr>
       <w:r>
@@ -14301,23 +13918,23 @@
           <w:sz w:val="22"/>
           <w:szCs w:val="22"/>
         </w:rPr>
-        <w:t xml:space="preserve">신규 1:1 등록</w:t>
-      </w:r>
-      <w:r>
-        <w:rPr>
-          <w:rFonts w:ascii="Malgun Gothic" w:cs="Malgun Gothic" w:eastAsia="Malgun Gothic" w:hAnsi="Malgun Gothic"/>
-          <w:sz w:val="22"/>
-          <w:szCs w:val="22"/>
-        </w:rPr>
-        <w:t xml:space="preserve">: 종류·일시·의제 + 캘린더 연동 옵션</w:t>
-      </w:r>
-    </w:p>
-    <w:p>
-      <w:pPr>
-        <w:pStyle w:val="ListParagraph"/>
-        <w:numPr>
-          <w:ilvl w:val="0"/>
-          <w:numId w:val="2"/>
+        <w:t xml:space="preserve">참여자 현황</w:t>
+      </w:r>
+      <w:r>
+        <w:rPr>
+          <w:rFonts w:ascii="Malgun Gothic" w:cs="Malgun Gothic" w:eastAsia="Malgun Gothic" w:hAnsi="Malgun Gothic"/>
+          <w:sz w:val="22"/>
+          <w:szCs w:val="22"/>
+        </w:rPr>
+        <w:t xml:space="preserve"> — 직원별 평가 진행 상태 모니터링</w:t>
+      </w:r>
+    </w:p>
+    <w:p>
+      <w:pPr>
+        <w:pStyle w:val="ListParagraph"/>
+        <w:numPr>
+          <w:ilvl w:val="0"/>
+          <w:numId w:val="3"/>
         </w:numPr>
       </w:pPr>
       <w:r>
@@ -14328,15 +13945,150 @@
           <w:sz w:val="22"/>
           <w:szCs w:val="22"/>
         </w:rPr>
-        <w:t xml:space="preserve">상세 화면</w:t>
-      </w:r>
-      <w:r>
-        <w:rPr>
-          <w:rFonts w:ascii="Malgun Gothic" w:cs="Malgun Gothic" w:eastAsia="Malgun Gothic" w:hAnsi="Malgun Gothic"/>
-          <w:sz w:val="22"/>
-          <w:szCs w:val="22"/>
-        </w:rPr>
-        <w:t xml:space="preserve">: AI 가이드 표시·노트 공동 작성·AI 요약 결과</w:t>
+        <w:t xml:space="preserve">캘리브레이션</w:t>
+      </w:r>
+      <w:r>
+        <w:rPr>
+          <w:rFonts w:ascii="Malgun Gothic" w:cs="Malgun Gothic" w:eastAsia="Malgun Gothic" w:hAnsi="Malgun Gothic"/>
+          <w:sz w:val="22"/>
+          <w:szCs w:val="22"/>
+        </w:rPr>
+        <w:t xml:space="preserve"> — 부서별·전사 세션 운영</w:t>
+      </w:r>
+    </w:p>
+    <w:p>
+      <w:pPr>
+        <w:pStyle w:val="ListParagraph"/>
+        <w:numPr>
+          <w:ilvl w:val="0"/>
+          <w:numId w:val="3"/>
+        </w:numPr>
+      </w:pPr>
+      <w:r>
+        <w:rPr>
+          <w:rFonts w:ascii="Malgun Gothic" w:cs="Malgun Gothic" w:eastAsia="Malgun Gothic" w:hAnsi="Malgun Gothic"/>
+          <w:b/>
+          <w:bCs/>
+          <w:sz w:val="22"/>
+          <w:szCs w:val="22"/>
+        </w:rPr>
+        <w:t xml:space="preserve">결과 확정·통보</w:t>
+      </w:r>
+      <w:r>
+        <w:rPr>
+          <w:rFonts w:ascii="Malgun Gothic" w:cs="Malgun Gothic" w:eastAsia="Malgun Gothic" w:hAnsi="Malgun Gothic"/>
+          <w:sz w:val="22"/>
+          <w:szCs w:val="22"/>
+        </w:rPr>
+        <w:t xml:space="preserve"> — FINALIZED 처리 + 직원 통보</w:t>
+      </w:r>
+    </w:p>
+    <w:p>
+      <w:pPr>
+        <w:pStyle w:val="ListParagraph"/>
+        <w:numPr>
+          <w:ilvl w:val="0"/>
+          <w:numId w:val="3"/>
+        </w:numPr>
+      </w:pPr>
+      <w:r>
+        <w:rPr>
+          <w:rFonts w:ascii="Malgun Gothic" w:cs="Malgun Gothic" w:eastAsia="Malgun Gothic" w:hAnsi="Malgun Gothic"/>
+          <w:b/>
+          <w:bCs/>
+          <w:sz w:val="22"/>
+          <w:szCs w:val="22"/>
+        </w:rPr>
+        <w:t xml:space="preserve">9-Block 설정</w:t>
+      </w:r>
+      <w:r>
+        <w:rPr>
+          <w:rFonts w:ascii="Malgun Gothic" w:cs="Malgun Gothic" w:eastAsia="Malgun Gothic" w:hAnsi="Malgun Gothic"/>
+          <w:sz w:val="22"/>
+          <w:szCs w:val="22"/>
+        </w:rPr>
+        <w:t xml:space="preserve"> — 회사별 EmsBlockConfig 편집</w:t>
+      </w:r>
+    </w:p>
+    <w:p>
+      <w:pPr>
+        <w:pStyle w:val="ListParagraph"/>
+        <w:numPr>
+          <w:ilvl w:val="0"/>
+          <w:numId w:val="3"/>
+        </w:numPr>
+      </w:pPr>
+      <w:r>
+        <w:rPr>
+          <w:rFonts w:ascii="Malgun Gothic" w:cs="Malgun Gothic" w:eastAsia="Malgun Gothic" w:hAnsi="Malgun Gothic"/>
+          <w:b/>
+          <w:bCs/>
+          <w:sz w:val="22"/>
+          <w:szCs w:val="22"/>
+        </w:rPr>
+        <w:t xml:space="preserve">역량 라이브러리</w:t>
+      </w:r>
+      <w:r>
+        <w:rPr>
+          <w:rFonts w:ascii="Malgun Gothic" w:cs="Malgun Gothic" w:eastAsia="Malgun Gothic" w:hAnsi="Malgun Gothic"/>
+          <w:sz w:val="22"/>
+          <w:szCs w:val="22"/>
+        </w:rPr>
+        <w:t xml:space="preserve"> — BEI 역량 정의 관리</w:t>
+      </w:r>
+    </w:p>
+    <w:p>
+      <w:pPr>
+        <w:pStyle w:val="ListParagraph"/>
+        <w:numPr>
+          <w:ilvl w:val="0"/>
+          <w:numId w:val="3"/>
+        </w:numPr>
+      </w:pPr>
+      <w:r>
+        <w:rPr>
+          <w:rFonts w:ascii="Malgun Gothic" w:cs="Malgun Gothic" w:eastAsia="Malgun Gothic" w:hAnsi="Malgun Gothic"/>
+          <w:b/>
+          <w:bCs/>
+          <w:sz w:val="22"/>
+          <w:szCs w:val="22"/>
+        </w:rPr>
+        <w:t xml:space="preserve">펄스 설문</w:t>
+      </w:r>
+      <w:r>
+        <w:rPr>
+          <w:rFonts w:ascii="Malgun Gothic" w:cs="Malgun Gothic" w:eastAsia="Malgun Gothic" w:hAnsi="Malgun Gothic"/>
+          <w:sz w:val="22"/>
+          <w:szCs w:val="22"/>
+        </w:rPr>
+        <w:t xml:space="preserve"> — 설문 생성·결과 분석</w:t>
+      </w:r>
+    </w:p>
+    <w:p>
+      <w:pPr>
+        <w:pStyle w:val="ListParagraph"/>
+        <w:numPr>
+          <w:ilvl w:val="0"/>
+          <w:numId w:val="3"/>
+        </w:numPr>
+      </w:pPr>
+      <w:r>
+        <w:rPr>
+          <w:rFonts w:ascii="Malgun Gothic" w:cs="Malgun Gothic" w:eastAsia="Malgun Gothic" w:hAnsi="Malgun Gothic"/>
+          <w:b/>
+          <w:bCs/>
+          <w:sz w:val="22"/>
+          <w:szCs w:val="22"/>
+        </w:rPr>
+        <w:t xml:space="preserve">승계 계획</w:t>
+      </w:r>
+      <w:r>
+        <w:rPr>
+          <w:rFonts w:ascii="Malgun Gothic" w:cs="Malgun Gothic" w:eastAsia="Malgun Gothic" w:hAnsi="Malgun Gothic"/>
+          <w:sz w:val="22"/>
+          <w:szCs w:val="22"/>
+        </w:rPr>
+        <w:t xml:space="preserve"> — 핵심 직위 후계자 관리</w:t>
       </w:r>
     </w:p>
     <w:p>
@@ -14352,7 +14104,7 @@
           <w:sz w:val="22"/>
           <w:szCs w:val="22"/>
         </w:rPr>
-        <w:t xml:space="preserve">6.6 분기 체크인 화면</w:t>
+        <w:t xml:space="preserve">6.4 캘리브레이션 화면 (인사담당자·매니저)</w:t>
       </w:r>
     </w:p>
     <w:p>
@@ -14374,7 +14126,388 @@
           <w:szCs w:val="20"/>
           <w:shd w:fill="F2F2F2" w:color="auto" w:val="clear"/>
         </w:rPr>
-        <w:t xml:space="preserve">성과 → 분기 체크인</w:t>
+        <w:t xml:space="preserve">성과/보상 → 캘리브레이션</w:t>
+      </w:r>
+      <w:r>
+        <w:rPr>
+          <w:rFonts w:ascii="Malgun Gothic" w:cs="Malgun Gothic" w:eastAsia="Malgun Gothic" w:hAnsi="Malgun Gothic"/>
+          <w:sz w:val="22"/>
+          <w:szCs w:val="22"/>
+        </w:rPr>
+        <w:t xml:space="preserve"> (</w:t>
+      </w:r>
+      <w:r>
+        <w:rPr>
+          <w:rFonts w:ascii="Consolas" w:cs="Consolas" w:eastAsia="Consolas" w:hAnsi="Consolas"/>
+          <w:sz w:val="20"/>
+          <w:szCs w:val="20"/>
+          <w:shd w:fill="F2F2F2" w:color="auto" w:val="clear"/>
+        </w:rPr>
+        <w:t xml:space="preserve">/performance/calibration</w:t>
+      </w:r>
+      <w:r>
+        <w:rPr>
+          <w:rFonts w:ascii="Malgun Gothic" w:cs="Malgun Gothic" w:eastAsia="Malgun Gothic" w:hAnsi="Malgun Gothic"/>
+          <w:sz w:val="22"/>
+          <w:szCs w:val="22"/>
+        </w:rPr>
+        <w:t xml:space="preserve">)</w:t>
+      </w:r>
+    </w:p>
+    <w:p>
+      <w:pPr>
+        <w:pStyle w:val="ListParagraph"/>
+        <w:numPr>
+          <w:ilvl w:val="0"/>
+          <w:numId w:val="2"/>
+        </w:numPr>
+      </w:pPr>
+      <w:r>
+        <w:rPr>
+          <w:rFonts w:ascii="Malgun Gothic" w:cs="Malgun Gothic" w:eastAsia="Malgun Gothic" w:hAnsi="Malgun Gothic"/>
+          <w:b/>
+          <w:bCs/>
+          <w:sz w:val="22"/>
+          <w:szCs w:val="22"/>
+        </w:rPr>
+        <w:t xml:space="preserve">세션 목록</w:t>
+      </w:r>
+      <w:r>
+        <w:rPr>
+          <w:rFonts w:ascii="Malgun Gothic" w:cs="Malgun Gothic" w:eastAsia="Malgun Gothic" w:hAnsi="Malgun Gothic"/>
+          <w:sz w:val="22"/>
+          <w:szCs w:val="22"/>
+        </w:rPr>
+        <w:t xml:space="preserve">: 부서·전사 세션 + 상태</w:t>
+      </w:r>
+    </w:p>
+    <w:p>
+      <w:pPr>
+        <w:pStyle w:val="ListParagraph"/>
+        <w:numPr>
+          <w:ilvl w:val="0"/>
+          <w:numId w:val="2"/>
+        </w:numPr>
+      </w:pPr>
+      <w:r>
+        <w:rPr>
+          <w:rFonts w:ascii="Malgun Gothic" w:cs="Malgun Gothic" w:eastAsia="Malgun Gothic" w:hAnsi="Malgun Gothic"/>
+          <w:b/>
+          <w:bCs/>
+          <w:sz w:val="22"/>
+          <w:szCs w:val="22"/>
+        </w:rPr>
+        <w:t xml:space="preserve">세션 상세</w:t>
+      </w:r>
+      <w:r>
+        <w:rPr>
+          <w:rFonts w:ascii="Malgun Gothic" w:cs="Malgun Gothic" w:eastAsia="Malgun Gothic" w:hAnsi="Malgun Gothic"/>
+          <w:sz w:val="22"/>
+          <w:szCs w:val="22"/>
+        </w:rPr>
+        <w:t xml:space="preserve">:</w:t>
+      </w:r>
+    </w:p>
+    <w:p>
+      <w:pPr>
+        <w:pStyle w:val="ListParagraph"/>
+        <w:numPr>
+          <w:ilvl w:val="0"/>
+          <w:numId w:val="2"/>
+        </w:numPr>
+      </w:pPr>
+      <w:r>
+        <w:rPr>
+          <w:rFonts w:ascii="Malgun Gothic" w:cs="Malgun Gothic" w:eastAsia="Malgun Gothic" w:hAnsi="Malgun Gothic"/>
+          <w:sz w:val="22"/>
+          <w:szCs w:val="22"/>
+        </w:rPr>
+        <w:t xml:space="preserve">9-Block 분포 시각화 (현재 분포 vs 가이드라인)</w:t>
+      </w:r>
+    </w:p>
+    <w:p>
+      <w:pPr>
+        <w:pStyle w:val="ListParagraph"/>
+        <w:numPr>
+          <w:ilvl w:val="0"/>
+          <w:numId w:val="2"/>
+        </w:numPr>
+      </w:pPr>
+      <w:r>
+        <w:rPr>
+          <w:rFonts w:ascii="Malgun Gothic" w:cs="Malgun Gothic" w:eastAsia="Malgun Gothic" w:hAnsi="Malgun Gothic"/>
+          <w:sz w:val="22"/>
+          <w:szCs w:val="22"/>
+        </w:rPr>
+        <w:t xml:space="preserve">직원별 카드 드래그앤드롭으로 블록 이동</w:t>
+      </w:r>
+    </w:p>
+    <w:p>
+      <w:pPr>
+        <w:pStyle w:val="ListParagraph"/>
+        <w:numPr>
+          <w:ilvl w:val="0"/>
+          <w:numId w:val="2"/>
+        </w:numPr>
+      </w:pPr>
+      <w:r>
+        <w:rPr>
+          <w:rFonts w:ascii="Malgun Gothic" w:cs="Malgun Gothic" w:eastAsia="Malgun Gothic" w:hAnsi="Malgun Gothic"/>
+          <w:sz w:val="22"/>
+          <w:szCs w:val="22"/>
+        </w:rPr>
+        <w:t xml:space="preserve">조정 시 사유 입력 필수</w:t>
+      </w:r>
+    </w:p>
+    <w:p>
+      <w:pPr>
+        <w:pStyle w:val="ListParagraph"/>
+        <w:numPr>
+          <w:ilvl w:val="0"/>
+          <w:numId w:val="2"/>
+        </w:numPr>
+      </w:pPr>
+      <w:r>
+        <w:rPr>
+          <w:rFonts w:ascii="Malgun Gothic" w:cs="Malgun Gothic" w:eastAsia="Malgun Gothic" w:hAnsi="Malgun Gothic"/>
+          <w:sz w:val="22"/>
+          <w:szCs w:val="22"/>
+        </w:rPr>
+        <w:t xml:space="preserve">매니저별 분포 비교 (편향 감지)</w:t>
+      </w:r>
+    </w:p>
+    <w:p>
+      <w:pPr>
+        <w:pStyle w:val="ListParagraph"/>
+        <w:numPr>
+          <w:ilvl w:val="0"/>
+          <w:numId w:val="2"/>
+        </w:numPr>
+      </w:pPr>
+      <w:r>
+        <w:rPr>
+          <w:rFonts w:ascii="Malgun Gothic" w:cs="Malgun Gothic" w:eastAsia="Malgun Gothic" w:hAnsi="Malgun Gothic"/>
+          <w:b/>
+          <w:bCs/>
+          <w:sz w:val="22"/>
+          <w:szCs w:val="22"/>
+        </w:rPr>
+        <w:t xml:space="preserve">승인</w:t>
+      </w:r>
+      <w:r>
+        <w:rPr>
+          <w:rFonts w:ascii="Malgun Gothic" w:cs="Malgun Gothic" w:eastAsia="Malgun Gothic" w:hAnsi="Malgun Gothic"/>
+          <w:sz w:val="22"/>
+          <w:szCs w:val="22"/>
+        </w:rPr>
+        <w:t xml:space="preserve">: 모든 조정 완료 → 인사담당자 승인 → FINALIZED 전환 가능</w:t>
+      </w:r>
+    </w:p>
+    <w:p>
+      <w:pPr>
+        <w:pStyle w:val="Heading3"/>
+        <w:spacing w:after="100" w:before="180"/>
+      </w:pPr>
+      <w:r>
+        <w:rPr>
+          <w:rFonts w:ascii="Malgun Gothic" w:cs="Malgun Gothic" w:eastAsia="Malgun Gothic" w:hAnsi="Malgun Gothic"/>
+          <w:b/>
+          <w:bCs/>
+          <w:sz w:val="22"/>
+          <w:szCs w:val="22"/>
+        </w:rPr>
+        <w:t xml:space="preserve">6.5 1:1 미팅 화면</w:t>
+      </w:r>
+    </w:p>
+    <w:p>
+      <w:pPr>
+        <w:spacing w:after="100"/>
+      </w:pPr>
+      <w:r>
+        <w:rPr>
+          <w:rFonts w:ascii="Malgun Gothic" w:cs="Malgun Gothic" w:eastAsia="Malgun Gothic" w:hAnsi="Malgun Gothic"/>
+          <w:sz w:val="22"/>
+          <w:szCs w:val="22"/>
+        </w:rPr>
+        <w:t xml:space="preserve">위치: </w:t>
+      </w:r>
+      <w:r>
+        <w:rPr>
+          <w:rFonts w:ascii="Consolas" w:cs="Consolas" w:eastAsia="Consolas" w:hAnsi="Consolas"/>
+          <w:sz w:val="20"/>
+          <w:szCs w:val="20"/>
+          <w:shd w:fill="F2F2F2" w:color="auto" w:val="clear"/>
+        </w:rPr>
+        <w:t xml:space="preserve">팀 관리 → 1:1 미팅</w:t>
+      </w:r>
+      <w:r>
+        <w:rPr>
+          <w:rFonts w:ascii="Malgun Gothic" w:cs="Malgun Gothic" w:eastAsia="Malgun Gothic" w:hAnsi="Malgun Gothic"/>
+          <w:sz w:val="22"/>
+          <w:szCs w:val="22"/>
+        </w:rPr>
+        <w:t xml:space="preserve"> (</w:t>
+      </w:r>
+      <w:r>
+        <w:rPr>
+          <w:rFonts w:ascii="Consolas" w:cs="Consolas" w:eastAsia="Consolas" w:hAnsi="Consolas"/>
+          <w:sz w:val="20"/>
+          <w:szCs w:val="20"/>
+          <w:shd w:fill="F2F2F2" w:color="auto" w:val="clear"/>
+        </w:rPr>
+        <w:t xml:space="preserve">/performance/one-on-one</w:t>
+      </w:r>
+      <w:r>
+        <w:rPr>
+          <w:rFonts w:ascii="Malgun Gothic" w:cs="Malgun Gothic" w:eastAsia="Malgun Gothic" w:hAnsi="Malgun Gothic"/>
+          <w:sz w:val="22"/>
+          <w:szCs w:val="22"/>
+        </w:rPr>
+        <w:t xml:space="preserve">)</w:t>
+      </w:r>
+    </w:p>
+    <w:p>
+      <w:pPr>
+        <w:pStyle w:val="ListParagraph"/>
+        <w:numPr>
+          <w:ilvl w:val="0"/>
+          <w:numId w:val="2"/>
+        </w:numPr>
+      </w:pPr>
+      <w:r>
+        <w:rPr>
+          <w:rFonts w:ascii="Malgun Gothic" w:cs="Malgun Gothic" w:eastAsia="Malgun Gothic" w:hAnsi="Malgun Gothic"/>
+          <w:b/>
+          <w:bCs/>
+          <w:sz w:val="22"/>
+          <w:szCs w:val="22"/>
+        </w:rPr>
+        <w:t xml:space="preserve">달력 뷰</w:t>
+      </w:r>
+      <w:r>
+        <w:rPr>
+          <w:rFonts w:ascii="Malgun Gothic" w:cs="Malgun Gothic" w:eastAsia="Malgun Gothic" w:hAnsi="Malgun Gothic"/>
+          <w:sz w:val="22"/>
+          <w:szCs w:val="22"/>
+        </w:rPr>
+        <w:t xml:space="preserve">: 일정 시각화</w:t>
+      </w:r>
+    </w:p>
+    <w:p>
+      <w:pPr>
+        <w:pStyle w:val="ListParagraph"/>
+        <w:numPr>
+          <w:ilvl w:val="0"/>
+          <w:numId w:val="2"/>
+        </w:numPr>
+      </w:pPr>
+      <w:r>
+        <w:rPr>
+          <w:rFonts w:ascii="Malgun Gothic" w:cs="Malgun Gothic" w:eastAsia="Malgun Gothic" w:hAnsi="Malgun Gothic"/>
+          <w:b/>
+          <w:bCs/>
+          <w:sz w:val="22"/>
+          <w:szCs w:val="22"/>
+        </w:rPr>
+        <w:t xml:space="preserve">신규 1:1 등록</w:t>
+      </w:r>
+      <w:r>
+        <w:rPr>
+          <w:rFonts w:ascii="Malgun Gothic" w:cs="Malgun Gothic" w:eastAsia="Malgun Gothic" w:hAnsi="Malgun Gothic"/>
+          <w:sz w:val="22"/>
+          <w:szCs w:val="22"/>
+        </w:rPr>
+        <w:t xml:space="preserve">: 종류·일시·의제 + 캘린더 연동 옵션</w:t>
+      </w:r>
+    </w:p>
+    <w:p>
+      <w:pPr>
+        <w:pStyle w:val="ListParagraph"/>
+        <w:numPr>
+          <w:ilvl w:val="0"/>
+          <w:numId w:val="2"/>
+        </w:numPr>
+      </w:pPr>
+      <w:r>
+        <w:rPr>
+          <w:rFonts w:ascii="Malgun Gothic" w:cs="Malgun Gothic" w:eastAsia="Malgun Gothic" w:hAnsi="Malgun Gothic"/>
+          <w:b/>
+          <w:bCs/>
+          <w:sz w:val="22"/>
+          <w:szCs w:val="22"/>
+        </w:rPr>
+        <w:t xml:space="preserve">상세 화면</w:t>
+      </w:r>
+      <w:r>
+        <w:rPr>
+          <w:rFonts w:ascii="Malgun Gothic" w:cs="Malgun Gothic" w:eastAsia="Malgun Gothic" w:hAnsi="Malgun Gothic"/>
+          <w:sz w:val="22"/>
+          <w:szCs w:val="22"/>
+        </w:rPr>
+        <w:t xml:space="preserve">: AI 가이드 표시·노트 공동 작성·AI 요약 결과</w:t>
+      </w:r>
+    </w:p>
+    <w:p>
+      <w:pPr>
+        <w:pStyle w:val="Heading3"/>
+        <w:spacing w:after="100" w:before="180"/>
+      </w:pPr>
+      <w:r>
+        <w:rPr>
+          <w:rFonts w:ascii="Malgun Gothic" w:cs="Malgun Gothic" w:eastAsia="Malgun Gothic" w:hAnsi="Malgun Gothic"/>
+          <w:b/>
+          <w:bCs/>
+          <w:sz w:val="22"/>
+          <w:szCs w:val="22"/>
+        </w:rPr>
+        <w:t xml:space="preserve">6.6 분기 체크인 화면</w:t>
+      </w:r>
+    </w:p>
+    <w:p>
+      <w:pPr>
+        <w:spacing w:after="100"/>
+      </w:pPr>
+      <w:r>
+        <w:rPr>
+          <w:rFonts w:ascii="Malgun Gothic" w:cs="Malgun Gothic" w:eastAsia="Malgun Gothic" w:hAnsi="Malgun Gothic"/>
+          <w:sz w:val="22"/>
+          <w:szCs w:val="22"/>
+        </w:rPr>
+        <w:t xml:space="preserve">위치: </w:t>
+      </w:r>
+      <w:r>
+        <w:rPr>
+          <w:rFonts w:ascii="Consolas" w:cs="Consolas" w:eastAsia="Consolas" w:hAnsi="Consolas"/>
+          <w:sz w:val="20"/>
+          <w:szCs w:val="20"/>
+          <w:shd w:fill="F2F2F2" w:color="auto" w:val="clear"/>
+        </w:rPr>
+        <w:t xml:space="preserve">나의 공간 → 평가/성장</w:t>
+      </w:r>
+      <w:r>
+        <w:rPr>
+          <w:rFonts w:ascii="Malgun Gothic" w:cs="Malgun Gothic" w:eastAsia="Malgun Gothic" w:hAnsi="Malgun Gothic"/>
+          <w:sz w:val="22"/>
+          <w:szCs w:val="22"/>
+        </w:rPr>
+        <w:t xml:space="preserve"> → 분기 리뷰 탭 (딥링크 </w:t>
+      </w:r>
+      <w:r>
+        <w:rPr>
+          <w:rFonts w:ascii="Consolas" w:cs="Consolas" w:eastAsia="Consolas" w:hAnsi="Consolas"/>
+          <w:sz w:val="20"/>
+          <w:szCs w:val="20"/>
+          <w:shd w:fill="F2F2F2" w:color="auto" w:val="clear"/>
+        </w:rPr>
+        <w:t xml:space="preserve">/performance/my-quarterly-review</w:t>
+      </w:r>
+      <w:r>
+        <w:rPr>
+          <w:rFonts w:ascii="Malgun Gothic" w:cs="Malgun Gothic" w:eastAsia="Malgun Gothic" w:hAnsi="Malgun Gothic"/>
+          <w:sz w:val="22"/>
+          <w:szCs w:val="22"/>
+        </w:rPr>
+        <w:t xml:space="preserve"> 존속)</w:t>
       </w:r>
     </w:p>
     <w:p>
